--- a/media/plantillas/plantilla_opis.docx
+++ b/media/plantillas/plantilla_opis.docx
@@ -279,7 +279,7 @@
                 <w:bCs/>
                 <w:lang w:val="es-ES" w:eastAsia="de-CH" w:bidi="ar-SA"/>
               </w:rPr>
-              <w:t>{{responsable}}</w:t>
+              <w:t>{{supervisor}}</w:t>
             </w:r>
           </w:p>
         </w:tc>
